--- a/Projeto de BD.docx
+++ b/Projeto de BD.docx
@@ -56,7 +56,7 @@
         <w:rPr>
           <w:rtl w:val="0"/>
         </w:rPr>
-        <w:t xml:space="preserve">Nicho, palavra e sílabas</w:t>
+        <w:t xml:space="preserve">Nicho, palavra, sílabas e cores</w:t>
       </w:r>
     </w:p>
     <w:p>
@@ -86,6 +86,35 @@
           <w:rtl w:val="0"/>
         </w:rPr>
         <w:t xml:space="preserve">Tabela dos nichos</w:t>
+      </w:r>
+    </w:p>
+    <w:p>
+      <w:pPr>
+        <w:rPr>
+          <w:b w:val="1"/>
+          <w:bCs w:val="1"/>
+        </w:rPr>
+      </w:pPr>
+      <w:r>
+        <w:rPr>
+          <w:rtl w:val="0"/>
+        </w:rPr>
+      </w:r>
+    </w:p>
+    <w:p>
+      <w:pPr>
+        <w:rPr>
+          <w:b w:val="1"/>
+          <w:bCs w:val="1"/>
+        </w:rPr>
+      </w:pPr>
+      <w:r>
+        <w:rPr>
+          <w:b w:val="1"/>
+          <w:bCs w:val="1"/>
+          <w:rtl w:val="0"/>
+        </w:rPr>
+        <w:t xml:space="preserve">Nichos</w:t>
       </w:r>
     </w:p>
     <w:p>
@@ -296,7 +325,7 @@
               <w:rPr>
                 <w:rtl w:val="0"/>
               </w:rPr>
-              <w:t xml:space="preserve">VARCHAR</w:t>
+              <w:t xml:space="preserve">VARCHAR (100)</w:t>
             </w:r>
           </w:p>
         </w:tc>
@@ -341,10 +370,39 @@
         </w:rPr>
       </w:r>
     </w:p>
+    <w:p>
+      <w:pPr>
+        <w:rPr>
+          <w:b w:val="1"/>
+          <w:bCs w:val="1"/>
+        </w:rPr>
+      </w:pPr>
+      <w:r>
+        <w:rPr>
+          <w:b w:val="1"/>
+          <w:bCs w:val="1"/>
+          <w:rtl w:val="0"/>
+        </w:rPr>
+        <w:t xml:space="preserve">Palavras</w:t>
+      </w:r>
+    </w:p>
+    <w:p>
+      <w:pPr>
+        <w:rPr>
+          <w:b w:val="1"/>
+          <w:bCs w:val="1"/>
+        </w:rPr>
+      </w:pPr>
+      <w:r>
+        <w:rPr>
+          <w:rtl w:val="0"/>
+        </w:rPr>
+      </w:r>
+    </w:p>
     <w:tbl>
       <w:tblPr>
         <w:tblStyle w:val="Table2"/>
-        <w:tblW w:w="5505.0" w:type="dxa"/>
+        <w:tblW w:w="6585.0" w:type="dxa"/>
         <w:jc w:val="left"/>
         <w:tblBorders>
           <w:top w:color="000000" w:space="0" w:sz="8" w:val="single"/>
@@ -361,13 +419,15 @@
         <w:gridCol w:w="1320"/>
         <w:gridCol w:w="1185"/>
         <w:gridCol w:w="1380"/>
-        <w:gridCol w:w="1620"/>
+        <w:gridCol w:w="1350"/>
+        <w:gridCol w:w="1350"/>
         <w:tblGridChange w:id="0">
           <w:tblGrid>
             <w:gridCol w:w="1320"/>
             <w:gridCol w:w="1185"/>
             <w:gridCol w:w="1380"/>
-            <w:gridCol w:w="1620"/>
+            <w:gridCol w:w="1350"/>
+            <w:gridCol w:w="1350"/>
           </w:tblGrid>
         </w:tblGridChange>
       </w:tblGrid>
@@ -548,6 +608,49 @@
             </w:r>
           </w:p>
         </w:tc>
+        <w:tc>
+          <w:tcPr>
+            <w:shd w:fill="auto" w:val="clear"/>
+            <w:tcMar>
+              <w:top w:w="100.0" w:type="dxa"/>
+              <w:left w:w="100.0" w:type="dxa"/>
+              <w:bottom w:w="100.0" w:type="dxa"/>
+              <w:right w:w="100.0" w:type="dxa"/>
+            </w:tcMar>
+            <w:vAlign w:val="top"/>
+          </w:tcPr>
+          <w:p>
+            <w:pPr>
+              <w:keepNext w:val="0"/>
+              <w:keepLines w:val="0"/>
+              <w:pageBreakBefore w:val="0"/>
+              <w:widowControl w:val="0"/>
+              <w:pBdr>
+                <w:top w:space="0" w:sz="0" w:val="nil"/>
+                <w:left w:space="0" w:sz="0" w:val="nil"/>
+                <w:bottom w:space="0" w:sz="0" w:val="nil"/>
+                <w:right w:space="0" w:sz="0" w:val="nil"/>
+                <w:between w:space="0" w:sz="0" w:val="nil"/>
+              </w:pBdr>
+              <w:shd w:fill="auto" w:val="clear"/>
+              <w:spacing w:after="0" w:before="0" w:line="240" w:lineRule="auto"/>
+              <w:ind w:left="0" w:right="0" w:firstLine="0"/>
+              <w:jc w:val="left"/>
+              <w:rPr>
+                <w:b w:val="1"/>
+                <w:bCs w:val="1"/>
+              </w:rPr>
+            </w:pPr>
+            <w:r>
+              <w:rPr>
+                <w:b w:val="1"/>
+                <w:bCs w:val="1"/>
+                <w:rtl w:val="0"/>
+              </w:rPr>
+              <w:t xml:space="preserve">cor</w:t>
+            </w:r>
+          </w:p>
+        </w:tc>
       </w:tr>
       <w:tr>
         <w:trPr>
@@ -664,9 +767,73 @@
               <w:rPr>
                 <w:rtl w:val="0"/>
               </w:rPr>
+              <w:t xml:space="preserve">VARCHAR (100)</w:t>
+            </w:r>
+          </w:p>
+        </w:tc>
+        <w:tc>
+          <w:tcPr>
+            <w:shd w:fill="auto" w:val="clear"/>
+            <w:tcMar>
+              <w:top w:w="100.0" w:type="dxa"/>
+              <w:left w:w="100.0" w:type="dxa"/>
+              <w:bottom w:w="100.0" w:type="dxa"/>
+              <w:right w:w="100.0" w:type="dxa"/>
+            </w:tcMar>
+            <w:vAlign w:val="top"/>
+          </w:tcPr>
+          <w:p>
+            <w:pPr>
+              <w:keepNext w:val="0"/>
+              <w:keepLines w:val="0"/>
+              <w:pageBreakBefore w:val="0"/>
+              <w:widowControl w:val="0"/>
+              <w:pBdr>
+                <w:top w:space="0" w:sz="0" w:val="nil"/>
+                <w:left w:space="0" w:sz="0" w:val="nil"/>
+                <w:bottom w:space="0" w:sz="0" w:val="nil"/>
+                <w:right w:space="0" w:sz="0" w:val="nil"/>
+                <w:between w:space="0" w:sz="0" w:val="nil"/>
+              </w:pBdr>
+              <w:shd w:fill="auto" w:val="clear"/>
+              <w:spacing w:after="0" w:before="0" w:line="240" w:lineRule="auto"/>
+              <w:ind w:left="0" w:right="0" w:firstLine="0"/>
+              <w:jc w:val="left"/>
+              <w:rPr/>
+            </w:pPr>
+            <w:r>
+              <w:rPr>
+                <w:rtl w:val="0"/>
+              </w:rPr>
               <w:t xml:space="preserve">VARCHAR</w:t>
             </w:r>
           </w:p>
+          <w:p>
+            <w:pPr>
+              <w:keepNext w:val="0"/>
+              <w:keepLines w:val="0"/>
+              <w:pageBreakBefore w:val="0"/>
+              <w:widowControl w:val="0"/>
+              <w:pBdr>
+                <w:top w:space="0" w:sz="0" w:val="nil"/>
+                <w:left w:space="0" w:sz="0" w:val="nil"/>
+                <w:bottom w:space="0" w:sz="0" w:val="nil"/>
+                <w:right w:space="0" w:sz="0" w:val="nil"/>
+                <w:between w:space="0" w:sz="0" w:val="nil"/>
+              </w:pBdr>
+              <w:shd w:fill="auto" w:val="clear"/>
+              <w:spacing w:after="0" w:before="0" w:line="240" w:lineRule="auto"/>
+              <w:ind w:left="0" w:right="0" w:firstLine="0"/>
+              <w:jc w:val="left"/>
+              <w:rPr/>
+            </w:pPr>
+            <w:r>
+              <w:rPr>
+                <w:rtl w:val="0"/>
+              </w:rPr>
+              <w:t xml:space="preserve">(100)</w:t>
+            </w:r>
+          </w:p>
         </w:tc>
         <w:tc>
           <w:tcPr>
@@ -703,6 +870,32 @@
                 <w:rtl w:val="0"/>
               </w:rPr>
               <w:t xml:space="preserve">VARCHAR</w:t>
+            </w:r>
+          </w:p>
+          <w:p>
+            <w:pPr>
+              <w:keepNext w:val="0"/>
+              <w:keepLines w:val="0"/>
+              <w:pageBreakBefore w:val="0"/>
+              <w:widowControl w:val="0"/>
+              <w:pBdr>
+                <w:top w:space="0" w:sz="0" w:val="nil"/>
+                <w:left w:space="0" w:sz="0" w:val="nil"/>
+                <w:bottom w:space="0" w:sz="0" w:val="nil"/>
+                <w:right w:space="0" w:sz="0" w:val="nil"/>
+                <w:between w:space="0" w:sz="0" w:val="nil"/>
+              </w:pBdr>
+              <w:shd w:fill="auto" w:val="clear"/>
+              <w:spacing w:after="0" w:before="0" w:line="240" w:lineRule="auto"/>
+              <w:ind w:left="0" w:right="0" w:firstLine="0"/>
+              <w:jc w:val="left"/>
+              <w:rPr/>
+            </w:pPr>
+            <w:r>
+              <w:rPr>
+                <w:rtl w:val="0"/>
+              </w:rPr>
+              <w:t xml:space="preserve">(100)</w:t>
             </w:r>
           </w:p>
         </w:tc>
@@ -1103,7 +1296,7 @@
     <w:tbl>
       <w:tblPr>
         <w:tblStyle w:val="Table4"/>
-        <w:tblW w:w="5595.0" w:type="dxa"/>
+        <w:tblW w:w="6915.0" w:type="dxa"/>
         <w:jc w:val="left"/>
         <w:tblBorders>
           <w:top w:color="000000" w:space="0" w:sz="8" w:val="single"/>
@@ -1121,10 +1314,12 @@
         <w:gridCol w:w="1590"/>
         <w:gridCol w:w="1320"/>
         <w:gridCol w:w="1320"/>
+        <w:gridCol w:w="1320"/>
         <w:tblGridChange w:id="0">
           <w:tblGrid>
             <w:gridCol w:w="1365"/>
             <w:gridCol w:w="1590"/>
+            <w:gridCol w:w="1320"/>
             <w:gridCol w:w="1320"/>
             <w:gridCol w:w="1320"/>
           </w:tblGrid>
@@ -1307,6 +1502,49 @@
             </w:r>
           </w:p>
         </w:tc>
+        <w:tc>
+          <w:tcPr>
+            <w:shd w:fill="auto" w:val="clear"/>
+            <w:tcMar>
+              <w:top w:w="100.0" w:type="dxa"/>
+              <w:left w:w="100.0" w:type="dxa"/>
+              <w:bottom w:w="100.0" w:type="dxa"/>
+              <w:right w:w="100.0" w:type="dxa"/>
+            </w:tcMar>
+            <w:vAlign w:val="top"/>
+          </w:tcPr>
+          <w:p>
+            <w:pPr>
+              <w:keepNext w:val="0"/>
+              <w:keepLines w:val="0"/>
+              <w:pageBreakBefore w:val="0"/>
+              <w:widowControl w:val="0"/>
+              <w:pBdr>
+                <w:top w:space="0" w:sz="0" w:val="nil"/>
+                <w:left w:space="0" w:sz="0" w:val="nil"/>
+                <w:bottom w:space="0" w:sz="0" w:val="nil"/>
+                <w:right w:space="0" w:sz="0" w:val="nil"/>
+                <w:between w:space="0" w:sz="0" w:val="nil"/>
+              </w:pBdr>
+              <w:shd w:fill="auto" w:val="clear"/>
+              <w:spacing w:after="0" w:before="0" w:line="240" w:lineRule="auto"/>
+              <w:ind w:left="0" w:right="0" w:firstLine="0"/>
+              <w:jc w:val="left"/>
+              <w:rPr>
+                <w:b w:val="1"/>
+                <w:bCs w:val="1"/>
+              </w:rPr>
+            </w:pPr>
+            <w:r>
+              <w:rPr>
+                <w:b w:val="1"/>
+                <w:bCs w:val="1"/>
+                <w:rtl w:val="0"/>
+              </w:rPr>
+              <w:t xml:space="preserve">cor</w:t>
+            </w:r>
+          </w:p>
+        </w:tc>
       </w:tr>
       <w:tr>
         <w:trPr>
@@ -1465,6 +1703,44 @@
             </w:r>
           </w:p>
         </w:tc>
+        <w:tc>
+          <w:tcPr>
+            <w:shd w:fill="auto" w:val="clear"/>
+            <w:tcMar>
+              <w:top w:w="100.0" w:type="dxa"/>
+              <w:left w:w="100.0" w:type="dxa"/>
+              <w:bottom w:w="100.0" w:type="dxa"/>
+              <w:right w:w="100.0" w:type="dxa"/>
+            </w:tcMar>
+            <w:vAlign w:val="top"/>
+          </w:tcPr>
+          <w:p>
+            <w:pPr>
+              <w:keepNext w:val="0"/>
+              <w:keepLines w:val="0"/>
+              <w:pageBreakBefore w:val="0"/>
+              <w:widowControl w:val="0"/>
+              <w:pBdr>
+                <w:top w:space="0" w:sz="0" w:val="nil"/>
+                <w:left w:space="0" w:sz="0" w:val="nil"/>
+                <w:bottom w:space="0" w:sz="0" w:val="nil"/>
+                <w:right w:space="0" w:sz="0" w:val="nil"/>
+                <w:between w:space="0" w:sz="0" w:val="nil"/>
+              </w:pBdr>
+              <w:shd w:fill="auto" w:val="clear"/>
+              <w:spacing w:after="0" w:before="0" w:line="240" w:lineRule="auto"/>
+              <w:ind w:left="0" w:right="0" w:firstLine="0"/>
+              <w:jc w:val="left"/>
+              <w:rPr/>
+            </w:pPr>
+            <w:r>
+              <w:rPr>
+                <w:rtl w:val="0"/>
+              </w:rPr>
+              <w:t xml:space="preserve">amarelo</w:t>
+            </w:r>
+          </w:p>
+        </w:tc>
       </w:tr>
       <w:tr>
         <w:trPr>
@@ -1623,6 +1899,44 @@
             </w:r>
           </w:p>
         </w:tc>
+        <w:tc>
+          <w:tcPr>
+            <w:shd w:fill="auto" w:val="clear"/>
+            <w:tcMar>
+              <w:top w:w="100.0" w:type="dxa"/>
+              <w:left w:w="100.0" w:type="dxa"/>
+              <w:bottom w:w="100.0" w:type="dxa"/>
+              <w:right w:w="100.0" w:type="dxa"/>
+            </w:tcMar>
+            <w:vAlign w:val="top"/>
+          </w:tcPr>
+          <w:p>
+            <w:pPr>
+              <w:keepNext w:val="0"/>
+              <w:keepLines w:val="0"/>
+              <w:pageBreakBefore w:val="0"/>
+              <w:widowControl w:val="0"/>
+              <w:pBdr>
+                <w:top w:space="0" w:sz="0" w:val="nil"/>
+                <w:left w:space="0" w:sz="0" w:val="nil"/>
+                <w:bottom w:space="0" w:sz="0" w:val="nil"/>
+                <w:right w:space="0" w:sz="0" w:val="nil"/>
+                <w:between w:space="0" w:sz="0" w:val="nil"/>
+              </w:pBdr>
+              <w:shd w:fill="auto" w:val="clear"/>
+              <w:spacing w:after="0" w:before="0" w:line="240" w:lineRule="auto"/>
+              <w:ind w:left="0" w:right="0" w:firstLine="0"/>
+              <w:jc w:val="left"/>
+              <w:rPr/>
+            </w:pPr>
+            <w:r>
+              <w:rPr>
+                <w:rtl w:val="0"/>
+              </w:rPr>
+              <w:t xml:space="preserve">rosa</w:t>
+            </w:r>
+          </w:p>
+        </w:tc>
       </w:tr>
       <w:tr>
         <w:trPr>
@@ -1781,6 +2095,44 @@
             </w:r>
           </w:p>
         </w:tc>
+        <w:tc>
+          <w:tcPr>
+            <w:shd w:fill="auto" w:val="clear"/>
+            <w:tcMar>
+              <w:top w:w="100.0" w:type="dxa"/>
+              <w:left w:w="100.0" w:type="dxa"/>
+              <w:bottom w:w="100.0" w:type="dxa"/>
+              <w:right w:w="100.0" w:type="dxa"/>
+            </w:tcMar>
+            <w:vAlign w:val="top"/>
+          </w:tcPr>
+          <w:p>
+            <w:pPr>
+              <w:keepNext w:val="0"/>
+              <w:keepLines w:val="0"/>
+              <w:pageBreakBefore w:val="0"/>
+              <w:widowControl w:val="0"/>
+              <w:pBdr>
+                <w:top w:space="0" w:sz="0" w:val="nil"/>
+                <w:left w:space="0" w:sz="0" w:val="nil"/>
+                <w:bottom w:space="0" w:sz="0" w:val="nil"/>
+                <w:right w:space="0" w:sz="0" w:val="nil"/>
+                <w:between w:space="0" w:sz="0" w:val="nil"/>
+              </w:pBdr>
+              <w:shd w:fill="auto" w:val="clear"/>
+              <w:spacing w:after="0" w:before="0" w:line="240" w:lineRule="auto"/>
+              <w:ind w:left="0" w:right="0" w:firstLine="0"/>
+              <w:jc w:val="left"/>
+              <w:rPr/>
+            </w:pPr>
+            <w:r>
+              <w:rPr>
+                <w:rtl w:val="0"/>
+              </w:rPr>
+              <w:t xml:space="preserve">marrom</w:t>
+            </w:r>
+          </w:p>
+        </w:tc>
       </w:tr>
       <w:tr>
         <w:trPr>
@@ -1936,6 +2288,44 @@
                 <w:rtl w:val="0"/>
               </w:rPr>
               <w:t xml:space="preserve">Ma&amp;ca&amp;co</w:t>
+            </w:r>
+          </w:p>
+        </w:tc>
+        <w:tc>
+          <w:tcPr>
+            <w:shd w:fill="auto" w:val="clear"/>
+            <w:tcMar>
+              <w:top w:w="100.0" w:type="dxa"/>
+              <w:left w:w="100.0" w:type="dxa"/>
+              <w:bottom w:w="100.0" w:type="dxa"/>
+              <w:right w:w="100.0" w:type="dxa"/>
+            </w:tcMar>
+            <w:vAlign w:val="top"/>
+          </w:tcPr>
+          <w:p>
+            <w:pPr>
+              <w:keepNext w:val="0"/>
+              <w:keepLines w:val="0"/>
+              <w:pageBreakBefore w:val="0"/>
+              <w:widowControl w:val="0"/>
+              <w:pBdr>
+                <w:top w:space="0" w:sz="0" w:val="nil"/>
+                <w:left w:space="0" w:sz="0" w:val="nil"/>
+                <w:bottom w:space="0" w:sz="0" w:val="nil"/>
+                <w:right w:space="0" w:sz="0" w:val="nil"/>
+                <w:between w:space="0" w:sz="0" w:val="nil"/>
+              </w:pBdr>
+              <w:shd w:fill="auto" w:val="clear"/>
+              <w:spacing w:after="0" w:before="0" w:line="240" w:lineRule="auto"/>
+              <w:ind w:left="0" w:right="0" w:firstLine="0"/>
+              <w:jc w:val="left"/>
+              <w:rPr/>
+            </w:pPr>
+            <w:r>
+              <w:rPr>
+                <w:rtl w:val="0"/>
+              </w:rPr>
+              <w:t xml:space="preserve">amarelo</w:t>
             </w:r>
           </w:p>
         </w:tc>
